--- a/Session-19/Pipeline Project.docx
+++ b/Session-19/Pipeline Project.docx
@@ -35,6 +35,7 @@
       </w:pPr>
       <w:r>
         <w:rPr>
+          <w:noProof/>
           <w:lang w:val="en-US"/>
         </w:rPr>
         <w:drawing>
@@ -95,6 +96,7 @@
       </w:pPr>
       <w:r>
         <w:rPr>
+          <w:noProof/>
           <w:lang w:val="en-US"/>
         </w:rPr>
         <w:drawing>
@@ -267,6 +269,7 @@
       </w:r>
       <w:r>
         <w:rPr>
+          <w:noProof/>
           <w:lang w:val="en-US"/>
         </w:rPr>
         <w:drawing>
@@ -327,6 +330,7 @@
       </w:pPr>
       <w:r>
         <w:rPr>
+          <w:noProof/>
           <w:lang w:val="en-US"/>
         </w:rPr>
         <w:drawing>
@@ -387,6 +391,7 @@
       </w:pPr>
       <w:r>
         <w:rPr>
+          <w:noProof/>
           <w:lang w:val="en-US"/>
         </w:rPr>
         <w:lastRenderedPageBreak/>
@@ -502,6 +507,7 @@
       </w:r>
       <w:r>
         <w:rPr>
+          <w:noProof/>
           <w:lang w:val="en-US"/>
         </w:rPr>
         <w:drawing>
@@ -542,6 +548,7 @@
       </w:r>
       <w:r>
         <w:rPr>
+          <w:noProof/>
           <w:lang w:val="en-US"/>
         </w:rPr>
         <w:drawing>
@@ -591,7 +598,21 @@
         <w:rPr>
           <w:lang w:val="en-US"/>
         </w:rPr>
-        <w:t>Once it will be build you will see stage view</w:t>
+        <w:t xml:space="preserve">Once it will be </w:t>
+      </w:r>
+      <w:proofErr w:type="gramStart"/>
+      <w:r>
+        <w:rPr>
+          <w:lang w:val="en-US"/>
+        </w:rPr>
+        <w:t>build</w:t>
+      </w:r>
+      <w:proofErr w:type="gramEnd"/>
+      <w:r>
+        <w:rPr>
+          <w:lang w:val="en-US"/>
+        </w:rPr>
+        <w:t xml:space="preserve"> you will see stage view</w:t>
       </w:r>
       <w:r>
         <w:rPr>
@@ -655,6 +676,7 @@
       </w:r>
       <w:r>
         <w:rPr>
+          <w:noProof/>
           <w:lang w:val="en-US"/>
         </w:rPr>
         <w:drawing>
@@ -715,6 +737,7 @@
       </w:pPr>
       <w:r>
         <w:rPr>
+          <w:noProof/>
           <w:lang w:val="en-US"/>
         </w:rPr>
         <w:drawing>
@@ -760,20 +783,662 @@
           <w:lang w:val="en-US"/>
         </w:rPr>
       </w:pPr>
-    </w:p>
-    <w:p>
-      <w:pPr>
-        <w:rPr>
-          <w:lang w:val="en-US"/>
-        </w:rPr>
-      </w:pPr>
-    </w:p>
-    <w:p>
-      <w:pPr>
-        <w:rPr>
-          <w:lang w:val="en-US"/>
-        </w:rPr>
-      </w:pPr>
+      <w:r>
+        <w:rPr>
+          <w:lang w:val="en-US"/>
+        </w:rPr>
+        <w:t>Additional Pipeline</w:t>
+      </w:r>
+    </w:p>
+    <w:p>
+      <w:pPr>
+        <w:rPr>
+          <w:lang w:val="en-US"/>
+        </w:rPr>
+      </w:pPr>
+      <w:r>
+        <w:rPr>
+          <w:lang w:val="en-US"/>
+        </w:rPr>
+        <w:t>Example:2</w:t>
+      </w:r>
+    </w:p>
+    <w:p>
+      <w:pPr>
+        <w:rPr>
+          <w:lang w:val="en-US"/>
+        </w:rPr>
+      </w:pPr>
+      <w:r>
+        <w:rPr>
+          <w:lang w:val="en-US"/>
+        </w:rPr>
+        <w:t>pipeline {</w:t>
+      </w:r>
+    </w:p>
+    <w:p>
+      <w:pPr>
+        <w:rPr>
+          <w:lang w:val="en-US"/>
+        </w:rPr>
+      </w:pPr>
+      <w:r>
+        <w:rPr>
+          <w:lang w:val="en-US"/>
+        </w:rPr>
+        <w:t xml:space="preserve">    agent any</w:t>
+      </w:r>
+    </w:p>
+    <w:p>
+      <w:pPr>
+        <w:rPr>
+          <w:lang w:val="en-US"/>
+        </w:rPr>
+      </w:pPr>
+    </w:p>
+    <w:p>
+      <w:pPr>
+        <w:rPr>
+          <w:lang w:val="en-US"/>
+        </w:rPr>
+      </w:pPr>
+      <w:r>
+        <w:rPr>
+          <w:lang w:val="en-US"/>
+        </w:rPr>
+        <w:t xml:space="preserve">    stages {</w:t>
+      </w:r>
+    </w:p>
+    <w:p>
+      <w:pPr>
+        <w:rPr>
+          <w:lang w:val="en-US"/>
+        </w:rPr>
+      </w:pPr>
+      <w:r>
+        <w:rPr>
+          <w:lang w:val="en-US"/>
+        </w:rPr>
+        <w:t xml:space="preserve">        stage('Build') {</w:t>
+      </w:r>
+    </w:p>
+    <w:p>
+      <w:pPr>
+        <w:rPr>
+          <w:lang w:val="en-US"/>
+        </w:rPr>
+      </w:pPr>
+      <w:r>
+        <w:rPr>
+          <w:lang w:val="en-US"/>
+        </w:rPr>
+        <w:lastRenderedPageBreak/>
+        <w:t xml:space="preserve">            steps {</w:t>
+      </w:r>
+    </w:p>
+    <w:p>
+      <w:pPr>
+        <w:rPr>
+          <w:lang w:val="en-US"/>
+        </w:rPr>
+      </w:pPr>
+      <w:r>
+        <w:rPr>
+          <w:lang w:val="en-US"/>
+        </w:rPr>
+        <w:t xml:space="preserve">                echo 'This is Build Stage'</w:t>
+      </w:r>
+    </w:p>
+    <w:p>
+      <w:pPr>
+        <w:rPr>
+          <w:lang w:val="en-US"/>
+        </w:rPr>
+      </w:pPr>
+      <w:r>
+        <w:rPr>
+          <w:lang w:val="en-US"/>
+        </w:rPr>
+        <w:t xml:space="preserve">            }</w:t>
+      </w:r>
+    </w:p>
+    <w:p>
+      <w:pPr>
+        <w:rPr>
+          <w:lang w:val="en-US"/>
+        </w:rPr>
+      </w:pPr>
+      <w:r>
+        <w:rPr>
+          <w:lang w:val="en-US"/>
+        </w:rPr>
+        <w:t xml:space="preserve">        }</w:t>
+      </w:r>
+    </w:p>
+    <w:p>
+      <w:pPr>
+        <w:rPr>
+          <w:lang w:val="en-US"/>
+        </w:rPr>
+      </w:pPr>
+      <w:r>
+        <w:rPr>
+          <w:lang w:val="en-US"/>
+        </w:rPr>
+        <w:t xml:space="preserve">     </w:t>
+      </w:r>
+      <w:proofErr w:type="gramStart"/>
+      <w:r>
+        <w:rPr>
+          <w:lang w:val="en-US"/>
+        </w:rPr>
+        <w:t>stage(</w:t>
+      </w:r>
+      <w:proofErr w:type="gramEnd"/>
+      <w:r>
+        <w:rPr>
+          <w:lang w:val="en-US"/>
+        </w:rPr>
+        <w:t>'App Start') {</w:t>
+      </w:r>
+    </w:p>
+    <w:p>
+      <w:pPr>
+        <w:rPr>
+          <w:lang w:val="en-US"/>
+        </w:rPr>
+      </w:pPr>
+      <w:r>
+        <w:rPr>
+          <w:lang w:val="en-US"/>
+        </w:rPr>
+        <w:t xml:space="preserve">            steps {</w:t>
+      </w:r>
+    </w:p>
+    <w:p>
+      <w:pPr>
+        <w:rPr>
+          <w:lang w:val="en-US"/>
+        </w:rPr>
+      </w:pPr>
+      <w:r>
+        <w:rPr>
+          <w:lang w:val="en-US"/>
+        </w:rPr>
+        <w:t xml:space="preserve">                echo 'This is App Start Stage'</w:t>
+      </w:r>
+    </w:p>
+    <w:p>
+      <w:pPr>
+        <w:rPr>
+          <w:lang w:val="en-US"/>
+        </w:rPr>
+      </w:pPr>
+      <w:r>
+        <w:rPr>
+          <w:lang w:val="en-US"/>
+        </w:rPr>
+        <w:t xml:space="preserve">            }</w:t>
+      </w:r>
+    </w:p>
+    <w:p>
+      <w:pPr>
+        <w:rPr>
+          <w:lang w:val="en-US"/>
+        </w:rPr>
+      </w:pPr>
+      <w:r>
+        <w:rPr>
+          <w:lang w:val="en-US"/>
+        </w:rPr>
+        <w:t xml:space="preserve">        }</w:t>
+      </w:r>
+    </w:p>
+    <w:p>
+      <w:pPr>
+        <w:rPr>
+          <w:lang w:val="en-US"/>
+        </w:rPr>
+      </w:pPr>
+      <w:r>
+        <w:rPr>
+          <w:lang w:val="en-US"/>
+        </w:rPr>
+        <w:t xml:space="preserve">     </w:t>
+      </w:r>
+      <w:proofErr w:type="gramStart"/>
+      <w:r>
+        <w:rPr>
+          <w:lang w:val="en-US"/>
+        </w:rPr>
+        <w:t>stage(</w:t>
+      </w:r>
+      <w:proofErr w:type="gramEnd"/>
+      <w:r>
+        <w:rPr>
+          <w:lang w:val="en-US"/>
+        </w:rPr>
+        <w:t>'App testing') {</w:t>
+      </w:r>
+    </w:p>
+    <w:p>
+      <w:pPr>
+        <w:rPr>
+          <w:lang w:val="en-US"/>
+        </w:rPr>
+      </w:pPr>
+      <w:r>
+        <w:rPr>
+          <w:lang w:val="en-US"/>
+        </w:rPr>
+        <w:t xml:space="preserve">            steps {</w:t>
+      </w:r>
+    </w:p>
+    <w:p>
+      <w:pPr>
+        <w:rPr>
+          <w:lang w:val="en-US"/>
+        </w:rPr>
+      </w:pPr>
+      <w:r>
+        <w:rPr>
+          <w:lang w:val="en-US"/>
+        </w:rPr>
+        <w:t xml:space="preserve">                echo 'This is App Testing'</w:t>
+      </w:r>
+    </w:p>
+    <w:p>
+      <w:pPr>
+        <w:rPr>
+          <w:lang w:val="en-US"/>
+        </w:rPr>
+      </w:pPr>
+      <w:r>
+        <w:rPr>
+          <w:lang w:val="en-US"/>
+        </w:rPr>
+        <w:t xml:space="preserve">            }</w:t>
+      </w:r>
+    </w:p>
+    <w:p>
+      <w:pPr>
+        <w:rPr>
+          <w:lang w:val="en-US"/>
+        </w:rPr>
+      </w:pPr>
+      <w:r>
+        <w:rPr>
+          <w:lang w:val="en-US"/>
+        </w:rPr>
+        <w:t xml:space="preserve">        }</w:t>
+      </w:r>
+    </w:p>
+    <w:p>
+      <w:pPr>
+        <w:rPr>
+          <w:lang w:val="en-US"/>
+        </w:rPr>
+      </w:pPr>
+      <w:r>
+        <w:rPr>
+          <w:lang w:val="en-US"/>
+        </w:rPr>
+        <w:t xml:space="preserve">     stage('Deploy') {</w:t>
+      </w:r>
+    </w:p>
+    <w:p>
+      <w:pPr>
+        <w:rPr>
+          <w:lang w:val="en-US"/>
+        </w:rPr>
+      </w:pPr>
+      <w:r>
+        <w:rPr>
+          <w:lang w:val="en-US"/>
+        </w:rPr>
+        <w:t xml:space="preserve">            steps {</w:t>
+      </w:r>
+    </w:p>
+    <w:p>
+      <w:pPr>
+        <w:rPr>
+          <w:lang w:val="en-US"/>
+        </w:rPr>
+      </w:pPr>
+      <w:r>
+        <w:rPr>
+          <w:lang w:val="en-US"/>
+        </w:rPr>
+        <w:t xml:space="preserve">                echo 'This is Deploy Stage'</w:t>
+      </w:r>
+    </w:p>
+    <w:p>
+      <w:pPr>
+        <w:rPr>
+          <w:lang w:val="en-US"/>
+        </w:rPr>
+      </w:pPr>
+      <w:r>
+        <w:rPr>
+          <w:lang w:val="en-US"/>
+        </w:rPr>
+        <w:t xml:space="preserve">            }</w:t>
+      </w:r>
+    </w:p>
+    <w:p>
+      <w:pPr>
+        <w:rPr>
+          <w:lang w:val="en-US"/>
+        </w:rPr>
+      </w:pPr>
+      <w:r>
+        <w:rPr>
+          <w:lang w:val="en-US"/>
+        </w:rPr>
+        <w:t xml:space="preserve">        }</w:t>
+      </w:r>
+    </w:p>
+    <w:p>
+      <w:pPr>
+        <w:rPr>
+          <w:lang w:val="en-US"/>
+        </w:rPr>
+      </w:pPr>
+      <w:r>
+        <w:rPr>
+          <w:lang w:val="en-US"/>
+        </w:rPr>
+        <w:t xml:space="preserve">    }</w:t>
+      </w:r>
+    </w:p>
+    <w:p>
+      <w:pPr>
+        <w:rPr>
+          <w:lang w:val="en-US"/>
+        </w:rPr>
+      </w:pPr>
+      <w:r>
+        <w:rPr>
+          <w:lang w:val="en-US"/>
+        </w:rPr>
+        <w:t>}</w:t>
+      </w:r>
+    </w:p>
+    <w:p>
+      <w:pPr>
+        <w:rPr>
+          <w:lang w:val="en-US"/>
+        </w:rPr>
+      </w:pPr>
+    </w:p>
+    <w:p>
+      <w:pPr>
+        <w:rPr>
+          <w:lang w:val="en-US"/>
+        </w:rPr>
+      </w:pPr>
+    </w:p>
+    <w:p>
+      <w:pPr>
+        <w:rPr>
+          <w:lang w:val="en-US"/>
+        </w:rPr>
+      </w:pPr>
+      <w:r>
+        <w:rPr>
+          <w:lang w:val="en-US"/>
+        </w:rPr>
+        <w:t>Example:3</w:t>
+      </w:r>
+    </w:p>
+    <w:p>
+      <w:pPr>
+        <w:rPr>
+          <w:lang w:val="en-US"/>
+        </w:rPr>
+      </w:pPr>
+      <w:proofErr w:type="gramStart"/>
+      <w:r>
+        <w:rPr>
+          <w:lang w:val="en-US"/>
+        </w:rPr>
+        <w:t>pipeline{</w:t>
+      </w:r>
+      <w:proofErr w:type="gramEnd"/>
+    </w:p>
+    <w:p>
+      <w:pPr>
+        <w:rPr>
+          <w:lang w:val="en-US"/>
+        </w:rPr>
+      </w:pPr>
+      <w:r>
+        <w:rPr>
+          <w:lang w:val="en-US"/>
+        </w:rPr>
+        <w:t xml:space="preserve">    agent any</w:t>
+      </w:r>
+    </w:p>
+    <w:p>
+      <w:pPr>
+        <w:rPr>
+          <w:lang w:val="en-US"/>
+        </w:rPr>
+      </w:pPr>
+      <w:r>
+        <w:rPr>
+          <w:lang w:val="en-US"/>
+        </w:rPr>
+        <w:t xml:space="preserve">    </w:t>
+      </w:r>
+      <w:proofErr w:type="gramStart"/>
+      <w:r>
+        <w:rPr>
+          <w:lang w:val="en-US"/>
+        </w:rPr>
+        <w:t>stages{</w:t>
+      </w:r>
+      <w:proofErr w:type="gramEnd"/>
+    </w:p>
+    <w:p>
+      <w:pPr>
+        <w:rPr>
+          <w:lang w:val="en-US"/>
+        </w:rPr>
+      </w:pPr>
+      <w:r>
+        <w:rPr>
+          <w:lang w:val="en-US"/>
+        </w:rPr>
+        <w:t xml:space="preserve">        stage('preparation</w:t>
+      </w:r>
+      <w:proofErr w:type="gramStart"/>
+      <w:r>
+        <w:rPr>
+          <w:lang w:val="en-US"/>
+        </w:rPr>
+        <w:t>'){</w:t>
+      </w:r>
+      <w:proofErr w:type="gramEnd"/>
+    </w:p>
+    <w:p>
+      <w:pPr>
+        <w:rPr>
+          <w:lang w:val="en-US"/>
+        </w:rPr>
+      </w:pPr>
+      <w:r>
+        <w:rPr>
+          <w:lang w:val="en-US"/>
+        </w:rPr>
+        <w:t xml:space="preserve">            </w:t>
+      </w:r>
+      <w:proofErr w:type="gramStart"/>
+      <w:r>
+        <w:rPr>
+          <w:lang w:val="en-US"/>
+        </w:rPr>
+        <w:t>steps{</w:t>
+      </w:r>
+      <w:proofErr w:type="gramEnd"/>
+    </w:p>
+    <w:p>
+      <w:pPr>
+        <w:rPr>
+          <w:lang w:val="en-US"/>
+        </w:rPr>
+      </w:pPr>
+      <w:r>
+        <w:rPr>
+          <w:lang w:val="en-US"/>
+        </w:rPr>
+        <w:t xml:space="preserve">                echo 'This is Preparation Stage'</w:t>
+      </w:r>
+    </w:p>
+    <w:p>
+      <w:pPr>
+        <w:rPr>
+          <w:lang w:val="en-US"/>
+        </w:rPr>
+      </w:pPr>
+      <w:r>
+        <w:rPr>
+          <w:lang w:val="en-US"/>
+        </w:rPr>
+        <w:t xml:space="preserve">                sh '''</w:t>
+      </w:r>
+    </w:p>
+    <w:p>
+      <w:pPr>
+        <w:rPr>
+          <w:lang w:val="en-US"/>
+        </w:rPr>
+      </w:pPr>
+      <w:r>
+        <w:rPr>
+          <w:lang w:val="en-US"/>
+        </w:rPr>
+        <w:lastRenderedPageBreak/>
+        <w:t xml:space="preserve">                echo "Cleaning previous files</w:t>
+      </w:r>
+      <w:proofErr w:type="gramStart"/>
+      <w:r>
+        <w:rPr>
+          <w:lang w:val="en-US"/>
+        </w:rPr>
+        <w:t>.....</w:t>
+      </w:r>
+      <w:proofErr w:type="gramEnd"/>
+      <w:r>
+        <w:rPr>
+          <w:lang w:val="en-US"/>
+        </w:rPr>
+        <w:t>"</w:t>
+      </w:r>
+    </w:p>
+    <w:p>
+      <w:pPr>
+        <w:rPr>
+          <w:lang w:val="en-US"/>
+        </w:rPr>
+      </w:pPr>
+      <w:r>
+        <w:rPr>
+          <w:lang w:val="en-US"/>
+        </w:rPr>
+        <w:t xml:space="preserve">                rm -f output/</w:t>
+      </w:r>
+    </w:p>
+    <w:p>
+      <w:pPr>
+        <w:rPr>
+          <w:lang w:val="en-US"/>
+        </w:rPr>
+      </w:pPr>
+      <w:r>
+        <w:rPr>
+          <w:lang w:val="en-US"/>
+        </w:rPr>
+        <w:t xml:space="preserve">                mkdir output</w:t>
+      </w:r>
+    </w:p>
+    <w:p>
+      <w:pPr>
+        <w:rPr>
+          <w:lang w:val="en-US"/>
+        </w:rPr>
+      </w:pPr>
+      <w:r>
+        <w:rPr>
+          <w:lang w:val="en-US"/>
+        </w:rPr>
+        <w:t xml:space="preserve">                '''</w:t>
+      </w:r>
+    </w:p>
+    <w:p>
+      <w:pPr>
+        <w:rPr>
+          <w:lang w:val="en-US"/>
+        </w:rPr>
+      </w:pPr>
+      <w:r>
+        <w:rPr>
+          <w:lang w:val="en-US"/>
+        </w:rPr>
+        <w:t xml:space="preserve">                </w:t>
+      </w:r>
+    </w:p>
+    <w:p>
+      <w:pPr>
+        <w:rPr>
+          <w:lang w:val="en-US"/>
+        </w:rPr>
+      </w:pPr>
+      <w:r>
+        <w:rPr>
+          <w:lang w:val="en-US"/>
+        </w:rPr>
+        <w:t xml:space="preserve">            }</w:t>
+      </w:r>
+    </w:p>
+    <w:p>
+      <w:pPr>
+        <w:rPr>
+          <w:lang w:val="en-US"/>
+        </w:rPr>
+      </w:pPr>
+      <w:r>
+        <w:rPr>
+          <w:lang w:val="en-US"/>
+        </w:rPr>
+        <w:t xml:space="preserve">        }</w:t>
+      </w:r>
+    </w:p>
+    <w:p>
+      <w:pPr>
+        <w:rPr>
+          <w:lang w:val="en-US"/>
+        </w:rPr>
+      </w:pPr>
+      <w:r>
+        <w:rPr>
+          <w:lang w:val="en-US"/>
+        </w:rPr>
+        <w:t xml:space="preserve">    }</w:t>
+      </w:r>
+    </w:p>
+    <w:p>
+      <w:pPr>
+        <w:rPr>
+          <w:lang w:val="en-US"/>
+        </w:rPr>
+      </w:pPr>
+      <w:r>
+        <w:rPr>
+          <w:lang w:val="en-US"/>
+        </w:rPr>
+        <w:t>}</w:t>
+      </w:r>
     </w:p>
     <w:sectPr>
       <w:pgSz w:w="11906" w:h="16838"/>
